--- a/vista_previa.docx
+++ b/vista_previa.docx
@@ -3252,18 +3252,18 @@
 </file>
 
 <file path=customXml/item2.xml><?xml version="1.0" encoding="utf-8"?>
-<p:properties xmlns:p="http://schemas.microsoft.com/office/2006/metadata/properties" xmlns:xsi="http://www.w3.org/2001/XMLSchema-instance" xmlns:pc="http://schemas.microsoft.com/office/infopath/2007/PartnerControls">
-  <documentManagement/>
-</p:properties>
-</file>
-
-<file path=customXml/item3.xml><?xml version="1.0" encoding="utf-8"?>
 <?mso-contentType ?>
 <FormTemplates xmlns="http://schemas.microsoft.com/sharepoint/v3/contenttype/forms">
   <Display>DocumentLibraryForm</Display>
   <Edit>DocumentLibraryForm</Edit>
   <New>DocumentLibraryForm</New>
 </FormTemplates>
+</file>
+
+<file path=customXml/item3.xml><?xml version="1.0" encoding="utf-8"?>
+<p:properties xmlns:p="http://schemas.microsoft.com/office/2006/metadata/properties" xmlns:xsi="http://www.w3.org/2001/XMLSchema-instance" xmlns:pc="http://schemas.microsoft.com/office/infopath/2007/PartnerControls">
+  <documentManagement/>
+</p:properties>
 </file>
 
 <file path=customXml/itemProps1.xml><?xml version="1.0" encoding="utf-8"?>
@@ -3285,25 +3285,18 @@
 </file>
 
 <file path=customXml/itemProps2.xml><?xml version="1.0" encoding="utf-8"?>
-<ds:datastoreItem xmlns:ds="http://schemas.openxmlformats.org/officeDocument/2006/customXml" ds:itemID="{D92F6BF9-D5BB-4553-8DD0-3896C21AC4ED}">
+<ds:datastoreItem xmlns:ds="http://schemas.openxmlformats.org/officeDocument/2006/customXml" ds:itemID="{0979AB72-9472-4A4F-B37E-1D59782FC997}">
   <ds:schemaRefs>
-    <ds:schemaRef ds:uri="http://schemas.microsoft.com/office/infopath/2007/PartnerControls"/>
-    <ds:schemaRef ds:uri="http://purl.org/dc/dcmitype/"/>
-    <ds:schemaRef ds:uri="http://purl.org/dc/elements/1.1/"/>
-    <ds:schemaRef ds:uri="http://www.w3.org/XML/1998/namespace"/>
-    <ds:schemaRef ds:uri="http://schemas.openxmlformats.org/package/2006/metadata/core-properties"/>
-    <ds:schemaRef ds:uri="http://schemas.microsoft.com/office/2006/metadata/properties"/>
-    <ds:schemaRef ds:uri="http://schemas.microsoft.com/office/2006/documentManagement/types"/>
-    <ds:schemaRef ds:uri="5f74fbf4-2b57-49ef-9378-07ab593d31c3"/>
-    <ds:schemaRef ds:uri="http://purl.org/dc/terms/"/>
+    <ds:schemaRef ds:uri="http://schemas.microsoft.com/sharepoint/v3/contenttype/forms"/>
   </ds:schemaRefs>
 </ds:datastoreItem>
 </file>
 
 <file path=customXml/itemProps3.xml><?xml version="1.0" encoding="utf-8"?>
-<ds:datastoreItem xmlns:ds="http://schemas.openxmlformats.org/officeDocument/2006/customXml" ds:itemID="{0979AB72-9472-4A4F-B37E-1D59782FC997}">
+<ds:datastoreItem xmlns:ds="http://schemas.openxmlformats.org/officeDocument/2006/customXml" ds:itemID="{D92F6BF9-D5BB-4553-8DD0-3896C21AC4ED}">
   <ds:schemaRefs>
-    <ds:schemaRef ds:uri="http://schemas.microsoft.com/sharepoint/v3/contenttype/forms"/>
+    <ds:schemaRef ds:uri="http://schemas.microsoft.com/office/2006/metadata/properties"/>
+    <ds:schemaRef ds:uri="http://schemas.microsoft.com/office/infopath/2007/PartnerControls"/>
   </ds:schemaRefs>
 </ds:datastoreItem>
 </file>